--- a/manuscript/decisions_log_11.docx
+++ b/manuscript/decisions_log_11.docx
@@ -78,7 +78,7 @@
         <w:jc w:val="center"/>
       </w:pPr>
       <w:r>
-        <w:t>Nisan 2026 — Sürüm 28</w:t>
+        <w:t>Nisan 2026 — Sürüm 27</w:t>
       </w:r>
     </w:p>
     <w:p>
